--- a/assets/templates/[그로스파이낸스]_고객용_템플릿.docx
+++ b/assets/templates/[그로스파이낸스]_고객용_템플릿.docx
@@ -655,7 +655,7 @@
           <w:szCs w:val="24"/>
           <w:lang w:eastAsia="ko-KR"/>
         </w:rPr>
-        <w:t>◈ 재무지표 그래프</w:t>
+        <w:t>◆ 재무지표 그래프</w:t>
       </w:r>
     </w:p>
     <w:p>
@@ -921,7 +921,7 @@
           <w:lang w:eastAsia="ko-KR"/>
         </w:rPr>
         <w:lastRenderedPageBreak/>
-        <w:t>◈ 재무</w:t>
+        <w:t>◆ 재무</w:t>
       </w:r>
       <w:r>
         <w:rPr>
@@ -1174,7 +1174,7 @@
                 <w:bCs/>
                 <w:lang w:eastAsia="ko-KR"/>
               </w:rPr>
-              <w:t>◈ 기본정보</w:t>
+              <w:t>◆ 기본정보</w:t>
             </w:r>
           </w:p>
         </w:tc>
@@ -1971,7 +1971,7 @@
                 <w:bCs/>
                 <w:lang w:eastAsia="ko-KR"/>
               </w:rPr>
-              <w:t xml:space="preserve">◈ 사전 검토사항 </w:t>
+              <w:t xml:space="preserve">◆ 사전 검토사항 </w:t>
             </w:r>
             <w:r>
               <w:rPr>
@@ -3850,7 +3850,7 @@
                 <w:bCs/>
                 <w:lang w:eastAsia="ko-KR"/>
               </w:rPr>
-              <w:t>◈</w:t>
+              <w:t>◆</w:t>
             </w:r>
             <w:r>
               <w:rPr>
@@ -4170,7 +4170,7 @@
                 <w:rFonts w:asciiTheme="minorEastAsia" w:eastAsiaTheme="minorEastAsia" w:hAnsiTheme="minorEastAsia" w:cs="맑은 고딕 Semilight" w:hint="eastAsia"/>
                 <w:lang w:eastAsia="ko-KR"/>
               </w:rPr>
-              <w:t xml:space="preserve">◈ </w:t>
+              <w:t xml:space="preserve">◆ </w:t>
             </w:r>
             <w:r>
               <w:rPr>

--- a/assets/templates/[그로스파이낸스]_고객용_템플릿.docx
+++ b/assets/templates/[그로스파이낸스]_고객용_템플릿.docx
@@ -587,16 +587,16 @@
               <w:spacing w:before="60" w:after="120" w:line="276" w:lineRule="auto"/>
               <w:rPr>
                 <w:rFonts w:asciiTheme="minorEastAsia" w:eastAsiaTheme="minorEastAsia" w:hAnsiTheme="minorEastAsia" w:cs="맑은 고딕 Semilight"/>
-                <w:sz w:val="22"/>
-                <w:szCs w:val="22"/>
+                <w:sz w:val="20"/>
+                <w:szCs w:val="20"/>
                 <w:lang w:eastAsia="ko-KR"/>
               </w:rPr>
             </w:pPr>
             <w:r>
               <w:rPr>
                 <w:rFonts w:asciiTheme="minorEastAsia" w:eastAsiaTheme="minorEastAsia" w:hAnsiTheme="minorEastAsia" w:cs="맑은 고딕 Semilight"/>
-                <w:sz w:val="22"/>
-                <w:szCs w:val="22"/>
+                <w:sz w:val="20"/>
+                <w:szCs w:val="20"/>
                 <w:lang w:eastAsia="ko-KR"/>
               </w:rPr>
               <w:t>{{ exec_summary }}</w:t>
